--- a/mokun3/2fin/word/m3s2_L7_check_exam.docx
+++ b/mokun3/2fin/word/m3s2_L7_check_exam.docx
@@ -188,7 +188,17 @@
           <w:sz w:val="18"/>
           <w:u w:val="none"/>
         </w:rPr>
-        <w:t xml:space="preserve">(decide). ⑦( also / recognize / they / can / speech / recognizing ) </w:t>
+        <w:t>(decide). ⑦</w:t>
+      </w:r>
+      <w:r>
+        <w:rPr>
+          <w:rFonts w:ascii="맑은 고딕" w:hAnsi="맑은 고딕" w:eastAsia="맑은 고딕"/>
+          <w:b w:val="0"/>
+          <w:i w:val="0"/>
+          <w:sz w:val="18"/>
+          <w:u w:val="none"/>
+        </w:rPr>
+        <w:t xml:space="preserve">( speech / they / recognizing / also / can / recognize ) </w:t>
       </w:r>
       <w:r>
         <w:rPr>
@@ -244,7 +254,17 @@
           <w:sz w:val="18"/>
           <w:u w:val="none"/>
         </w:rPr>
-        <w:t xml:space="preserve"> anywhere — in our homes, on roads, or in disaster areas. [Home Helper Robot] ⑩( helps / this robot / your family / throughout / the day / all ) </w:t>
+        <w:t xml:space="preserve"> anywhere — in our homes, on roads, or in disaster areas. [Home Helper Robot] ⑩</w:t>
+      </w:r>
+      <w:r>
+        <w:rPr>
+          <w:rFonts w:ascii="맑은 고딕" w:hAnsi="맑은 고딕" w:eastAsia="맑은 고딕"/>
+          <w:b w:val="0"/>
+          <w:i w:val="0"/>
+          <w:sz w:val="18"/>
+          <w:u w:val="none"/>
+        </w:rPr>
+        <w:t xml:space="preserve">( your family / all / this robot / throughout / helps / the day ) </w:t>
       </w:r>
       <w:r>
         <w:rPr>
@@ -849,7 +869,7 @@
           <w:sz w:val="18"/>
           <w:u w:val="none"/>
         </w:rPr>
-        <w:t>( also / recognize / they / can / speech / recognizing ) 배열 — 함정어 1개 제외</w:t>
+        <w:t>( speech / they / recognizing / also / can / recognize ) 배열 — 함정어 1개 제외</w:t>
       </w:r>
     </w:p>
     <w:p>
@@ -865,7 +885,17 @@
           <w:sz w:val="18"/>
           <w:u w:val="none"/>
         </w:rPr>
-        <w:t>⑦( also / recognize / they / can / speech / recognizing ), tell jokes, and play games with humans.</w:t>
+        <w:t>⑦</w:t>
+      </w:r>
+      <w:r>
+        <w:rPr>
+          <w:rFonts w:ascii="맑은 고딕" w:hAnsi="맑은 고딕" w:eastAsia="맑은 고딕"/>
+          <w:b w:val="0"/>
+          <w:i w:val="0"/>
+          <w:sz w:val="18"/>
+          <w:u w:val="none"/>
+        </w:rPr>
+        <w:t>( speech / they / recognizing / also / can / recognize ), tell jokes, and play games with humans.</w:t>
       </w:r>
     </w:p>
     <w:p>
@@ -1030,7 +1060,7 @@
           <w:sz w:val="18"/>
           <w:u w:val="none"/>
         </w:rPr>
-        <w:t>( helps / this robot / your family / throughout / the day / all ) 배열 — 함정어 1개 제외</w:t>
+        <w:t>( your family / all / this robot / throughout / helps / the day ) 배열 — 함정어 1개 제외</w:t>
       </w:r>
     </w:p>
     <w:p>
@@ -1046,7 +1076,17 @@
           <w:sz w:val="18"/>
           <w:u w:val="none"/>
         </w:rPr>
-        <w:t>[Home Helper Robot] ⑩( helps / this robot / your family / throughout / the day / all ).</w:t>
+        <w:t>[Home Helper Robot] ⑩</w:t>
+      </w:r>
+      <w:r>
+        <w:rPr>
+          <w:rFonts w:ascii="맑은 고딕" w:hAnsi="맑은 고딕" w:eastAsia="맑은 고딕"/>
+          <w:b w:val="0"/>
+          <w:i w:val="0"/>
+          <w:sz w:val="18"/>
+          <w:u w:val="none"/>
+        </w:rPr>
+        <w:t>( your family / all / this robot / throughout / helps / the day ).</w:t>
       </w:r>
     </w:p>
     <w:p>
@@ -3730,7 +3770,17 @@
           <w:sz w:val="18"/>
           <w:u w:val="none"/>
         </w:rPr>
-        <w:t>〈보기〉 ( robots / that / have / AI / can / perceive / perceiving / environments / and / make / decisions ) 우리말에 맞게 &lt;보기&gt;를 모두 한 번씩 배열할 때 ★에 들어갈 단어는? (함정어 1개 제외)</w:t>
+        <w:t xml:space="preserve">〈보기〉 </w:t>
+      </w:r>
+      <w:r>
+        <w:rPr>
+          <w:rFonts w:ascii="맑은 고딕" w:hAnsi="맑은 고딕" w:eastAsia="맑은 고딕"/>
+          <w:b w:val="0"/>
+          <w:i w:val="0"/>
+          <w:sz w:val="18"/>
+          <w:u w:val="none"/>
+        </w:rPr>
+        <w:t>( perceiving / and / can / that / make / robots / decisions / AI / perceive / environments / have ) 우리말에 맞게 &lt;보기&gt;를 모두 한 번씩 배열할 때 ★에 들어갈 단어는? (함정어 1개 제외)</w:t>
       </w:r>
     </w:p>
     <w:p>
@@ -5598,7 +5648,17 @@
           <w:sz w:val="18"/>
           <w:u w:val="none"/>
         </w:rPr>
-        <w:t>〈보기〉 ( they / can / be used / in / a variety of / various / places / including / farms or building sites )</w:t>
+        <w:t xml:space="preserve">〈보기〉 </w:t>
+      </w:r>
+      <w:r>
+        <w:rPr>
+          <w:rFonts w:ascii="맑은 고딕" w:hAnsi="맑은 고딕" w:eastAsia="맑은 고딕"/>
+          <w:b w:val="0"/>
+          <w:i w:val="0"/>
+          <w:sz w:val="18"/>
+          <w:u w:val="none"/>
+        </w:rPr>
+        <w:t>( can / in / including / various / be used / a variety of / places / they / farms or building sites )</w:t>
       </w:r>
     </w:p>
     <w:p>
@@ -5754,7 +5814,17 @@
           <w:sz w:val="18"/>
           <w:u w:val="none"/>
         </w:rPr>
-        <w:t>〈보기〉 ( they / find / survivors / deal with / dangers / and / clear / clearly / routes / so that / people / can / escape / to safety )</w:t>
+        <w:t xml:space="preserve">〈보기〉 </w:t>
+      </w:r>
+      <w:r>
+        <w:rPr>
+          <w:rFonts w:ascii="맑은 고딕" w:hAnsi="맑은 고딕" w:eastAsia="맑은 고딕"/>
+          <w:b w:val="0"/>
+          <w:i w:val="0"/>
+          <w:sz w:val="18"/>
+          <w:u w:val="none"/>
+        </w:rPr>
+        <w:t>( clearly / escape / and / find / routes / clear / deal with / can / so that / dangers / survivors / they / people / to safety )</w:t>
       </w:r>
     </w:p>
     <w:p>
@@ -5910,7 +5980,17 @@
           <w:sz w:val="18"/>
           <w:u w:val="none"/>
         </w:rPr>
-        <w:t>〈보기〉 ( our future / with robots / looks / look / bright / but / not / perfect )</w:t>
+        <w:t xml:space="preserve">〈보기〉 </w:t>
+      </w:r>
+      <w:r>
+        <w:rPr>
+          <w:rFonts w:ascii="맑은 고딕" w:hAnsi="맑은 고딕" w:eastAsia="맑은 고딕"/>
+          <w:b w:val="0"/>
+          <w:i w:val="0"/>
+          <w:sz w:val="18"/>
+          <w:u w:val="none"/>
+        </w:rPr>
+        <w:t>( but / with robots / not / looks / bright / our future / look / perfect )</w:t>
       </w:r>
     </w:p>
     <w:p>
@@ -6066,7 +6146,17 @@
           <w:sz w:val="18"/>
           <w:u w:val="none"/>
         </w:rPr>
-        <w:t>〈보기〉 ( they / can / answer / your questions / control / controlling / machines / in your home / and / play / music / for you )</w:t>
+        <w:t xml:space="preserve">〈보기〉 </w:t>
+      </w:r>
+      <w:r>
+        <w:rPr>
+          <w:rFonts w:ascii="맑은 고딕" w:hAnsi="맑은 고딕" w:eastAsia="맑은 고딕"/>
+          <w:b w:val="0"/>
+          <w:i w:val="0"/>
+          <w:sz w:val="18"/>
+          <w:u w:val="none"/>
+        </w:rPr>
+        <w:t>( your questions / machines / answer / and / for you / can / play / they / control / in your home / music / controlling )</w:t>
       </w:r>
     </w:p>
     <w:p>
@@ -6222,7 +6312,17 @@
           <w:sz w:val="18"/>
           <w:u w:val="none"/>
         </w:rPr>
-        <w:t>〈보기〉 ( they / walk / and / play / with / their owners / and / recognize / recognizing / praise )</w:t>
+        <w:t xml:space="preserve">〈보기〉 </w:t>
+      </w:r>
+      <w:r>
+        <w:rPr>
+          <w:rFonts w:ascii="맑은 고딕" w:hAnsi="맑은 고딕" w:eastAsia="맑은 고딕"/>
+          <w:b w:val="0"/>
+          <w:i w:val="0"/>
+          <w:sz w:val="18"/>
+          <w:u w:val="none"/>
+        </w:rPr>
+        <w:t>( and / praise / their owners / recognizing / they / and / play / walk / with / recognize )</w:t>
       </w:r>
     </w:p>
     <w:p>

--- a/mokun3/2fin/word/m3s2_L7_check_exam.docx
+++ b/mokun3/2fin/word/m3s2_L7_check_exam.docx
@@ -19,10 +19,10 @@
     </w:p>
     <w:p>
       <w:pPr>
-        <w:spacing w:before="0" w:after="60" w:line="259" w:lineRule="auto"/>
         <w:pBdr>
           <w:bottom w:val="single" w:sz="8" w:space="1" w:color="1F3864"/>
         </w:pBdr>
+        <w:spacing w:before="0" w:after="60" w:line="259" w:lineRule="auto"/>
       </w:pPr>
       <w:r>
         <w:rPr>
@@ -40,8 +40,8 @@
         <w:sectPr>
           <w:pgSz w:w="11906" w:h="16838"/>
           <w:pgMar w:top="680" w:right="794" w:bottom="624" w:left="794" w:header="720" w:footer="720" w:gutter="0"/>
+          <w:cols w:num="1" w:space="360"/>
           <w:docGrid w:linePitch="360"/>
-          <w:cols w:num="1" w:space="360"/>
         </w:sectPr>
       </w:pPr>
     </w:p>
@@ -7414,8 +7414,8 @@
           <w:type w:val="continuous"/>
           <w:pgSz w:w="11906" w:h="16838"/>
           <w:pgMar w:top="680" w:right="794" w:bottom="624" w:left="794" w:header="720" w:footer="720" w:gutter="0"/>
+          <w:cols w:num="2" w:space="360" w:sep="1"/>
           <w:docGrid w:linePitch="360"/>
-          <w:cols w:num="2" w:space="360" w:sep="1"/>
         </w:sectPr>
       </w:pPr>
     </w:p>
@@ -8612,8 +8612,8 @@
     <w:sectPr>
       <w:pgSz w:w="11906" w:h="16838"/>
       <w:pgMar w:top="680" w:right="794" w:bottom="624" w:left="794" w:header="720" w:footer="720" w:gutter="0"/>
+      <w:cols w:num="2" w:space="360" w:sep="1"/>
       <w:docGrid w:linePitch="360"/>
-      <w:cols w:num="2" w:space="360" w:sep="1"/>
     </w:sectPr>
   </w:body>
 </w:document>
